--- a/docs/questionnaire/アンケート_2回目_南口.docx
+++ b/docs/questionnaire/アンケート_2回目_南口.docx
@@ -13,7 +13,7 @@
           <w:b/>
           <w:sz w:val="30"/>
         </w:rPr>
-        <w:t>バスの人数アプリ　2回目　かえりのアンケート</w:t>
+        <w:t>バスの人数アプリ　 2回目　帰り(桃山台→吹田駅)アンケート</w:t>
       </w:r>
     </w:p>
     <w:p>
@@ -28,7 +28,7 @@
           <w:color w:val="555555"/>
           <w:sz w:val="20"/>
         </w:rPr>
-        <w:t>南口に着いたら答えてください（5分ほど）。思ったとおりに選んでください。</w:t>
+        <w:t>吹田駅(南口)にて下車した後に回答をお願いします。</w:t>
       </w:r>
     </w:p>
     <w:p>
@@ -41,7 +41,7 @@
           <w:b/>
           <w:sz w:val="21"/>
         </w:rPr>
-        <w:t>問1  カードに書いてあるID（例：A）</w:t>
+        <w:t>問1 カードに書いてあるID（例：A）</w:t>
       </w:r>
     </w:p>
     <w:p>
@@ -68,7 +68,7 @@
           <w:b/>
           <w:sz w:val="21"/>
         </w:rPr>
-        <w:t>問2  かえりのバスの混み具合</w:t>
+        <w:t>問2 帰りのバスの混み具合</w:t>
       </w:r>
     </w:p>
     <w:p>
@@ -94,7 +94,7 @@
           <w:b/>
           <w:sz w:val="21"/>
         </w:rPr>
-        <w:t>問3  かえりのバスで人数を数えきれないことがありましたか</w:t>
+        <w:t>問3 帰りのバス内で人数を数えきれないことがありましたか</w:t>
       </w:r>
     </w:p>
     <w:p>
@@ -120,7 +120,7 @@
           <w:b/>
           <w:sz w:val="21"/>
         </w:rPr>
-        <w:t>問4  かえりのバスで、数えきれないまま、だいたいの人数を入れて送ったことがありましたか</w:t>
+        <w:t>問4 帰りのバス内で、数えきれないまま、だいたいの人数を入れて送ったことがありましたか</w:t>
       </w:r>
     </w:p>
     <w:p>
@@ -137,6 +137,24 @@
       </w:r>
     </w:p>
     <w:p>
+      <w:r>
+        <w:br w:type="page"/>
+      </w:r>
+    </w:p>
+    <w:p>
+      <w:pPr>
+        <w:spacing w:before="80" w:after="40"/>
+      </w:pPr>
+      <w:r>
+        <w:rPr>
+          <w:rFonts w:ascii="Yu Gothic" w:hAnsi="Yu Gothic" w:eastAsia="Yu Gothic"/>
+          <w:b/>
+          <w:sz w:val="26"/>
+        </w:rPr>
+        <w:t>帰りのバス内で使用した人数送信アプリの回答画面について</w:t>
+      </w:r>
+    </w:p>
+    <w:p>
       <w:pPr>
         <w:spacing w:before="80" w:after="20"/>
       </w:pPr>
@@ -146,21 +164,33 @@
           <w:b/>
           <w:sz w:val="21"/>
         </w:rPr>
-        <w:t>問5  かえりで使った数字キーの答えやすさ</w:t>
+        <w:t>問5 1枚目の人数のクラス回答画面の答えやすさはどうでしたか。</w:t>
       </w:r>
     </w:p>
     <w:p>
       <w:pPr>
-        <w:spacing w:before="0" w:after="40"/>
+        <w:spacing w:before="0" w:after="60"/>
       </w:pPr>
       <w:r>
         <w:rPr>
           <w:rFonts w:ascii="Yu Gothic" w:hAnsi="Yu Gothic" w:eastAsia="Yu Gothic"/>
           <w:b w:val="0"/>
-          <w:color w:val="555555"/>
-          <w:sz w:val="18"/>
+          <w:sz w:val="20"/>
         </w:rPr>
-        <w:t xml:space="preserve">　0〜9 のキーで人数を打つ画面</w:t>
+        <w:t xml:space="preserve">　　1 ・ 2 ・ 3 ・ 4 ・ 5　（1＝答えにくかった　5＝答えやすかった）</w:t>
+      </w:r>
+    </w:p>
+    <w:p>
+      <w:pPr>
+        <w:spacing w:before="80" w:after="20"/>
+      </w:pPr>
+      <w:r>
+        <w:rPr>
+          <w:rFonts w:ascii="Yu Gothic" w:hAnsi="Yu Gothic" w:eastAsia="Yu Gothic"/>
+          <w:b/>
+          <w:sz w:val="21"/>
+        </w:rPr>
+        <w:t>問6  2枚目の人数入力画面の答えやすさはどうでしたか。</w:t>
       </w:r>
     </w:p>
     <w:p>
@@ -218,7 +248,7 @@
           <w:b/>
           <w:sz w:val="21"/>
         </w:rPr>
-        <w:t>問6  このアプリを何度も使いたいと思う</w:t>
+        <w:t>問7 このアプリを何度も使いたいと思う</w:t>
       </w:r>
     </w:p>
     <w:p>
@@ -244,7 +274,7 @@
           <w:b/>
           <w:sz w:val="21"/>
         </w:rPr>
-        <w:t>問7  このアプリは必要以上に複雑だと思う</w:t>
+        <w:t>問8 このアプリは必要以上に複雑だと思う</w:t>
       </w:r>
     </w:p>
     <w:p>
@@ -270,7 +300,7 @@
           <w:b/>
           <w:sz w:val="21"/>
         </w:rPr>
-        <w:t>問8  このアプリは簡単に使えると思う</w:t>
+        <w:t>問9 このアプリは簡単に使えると思う</w:t>
       </w:r>
     </w:p>
     <w:p>
@@ -296,7 +326,7 @@
           <w:b/>
           <w:sz w:val="21"/>
         </w:rPr>
-        <w:t>問9  このアプリを使うには、詳しい人の助けが必要だと思う</w:t>
+        <w:t>問10 このアプリを使うには、詳しい人の助けが必要だと思う</w:t>
       </w:r>
     </w:p>
     <w:p>
@@ -322,7 +352,7 @@
           <w:b/>
           <w:sz w:val="21"/>
         </w:rPr>
-        <w:t>問10  このアプリのいろいろな機能は、うまくまとまっていると思う</w:t>
+        <w:t>問11 このアプリのいろいろな機能は、うまくまとまっていると思う</w:t>
       </w:r>
     </w:p>
     <w:p>
@@ -348,7 +378,7 @@
           <w:b/>
           <w:sz w:val="21"/>
         </w:rPr>
-        <w:t>問11  このアプリには一貫性のないところが多いと思う</w:t>
+        <w:t>問12 このアプリには一貫性のないところが多いと思う</w:t>
       </w:r>
     </w:p>
     <w:p>
@@ -374,7 +404,7 @@
           <w:b/>
           <w:sz w:val="21"/>
         </w:rPr>
-        <w:t>問12  たいていの人は、このアプリの使い方をすぐ覚えられると思う</w:t>
+        <w:t>問13 たいていの人は、このアプリの使い方をすぐ覚えられると思う</w:t>
       </w:r>
     </w:p>
     <w:p>
@@ -400,7 +430,7 @@
           <w:b/>
           <w:sz w:val="21"/>
         </w:rPr>
-        <w:t>問13  このアプリはとても使いにくいと思う</w:t>
+        <w:t>問14 このアプリはとても使いにくいと思う</w:t>
       </w:r>
     </w:p>
     <w:p>
@@ -426,7 +456,7 @@
           <w:b/>
           <w:sz w:val="21"/>
         </w:rPr>
-        <w:t>問14  このアプリを自信をもって使えた</w:t>
+        <w:t>問15 このアプリを自信をもって使えた</w:t>
       </w:r>
     </w:p>
     <w:p>
@@ -452,7 +482,7 @@
           <w:b/>
           <w:sz w:val="21"/>
         </w:rPr>
-        <w:t>問15  このアプリを使う前に、いろいろ覚える必要があった</w:t>
+        <w:t>問16 このアプリを使う前に、いろいろ覚える必要があった</w:t>
       </w:r>
     </w:p>
     <w:p>
@@ -466,6 +496,32 @@
           <w:sz w:val="20"/>
         </w:rPr>
         <w:t xml:space="preserve">　　1 ・ 2 ・ 3 ・ 4 ・ 5　（1＝まったくそう思わない　5＝とてもそう思う）</w:t>
+      </w:r>
+    </w:p>
+    <w:p>
+      <w:pPr>
+        <w:spacing w:before="80" w:after="20"/>
+      </w:pPr>
+      <w:r>
+        <w:rPr>
+          <w:rFonts w:ascii="Yu Gothic" w:hAnsi="Yu Gothic" w:eastAsia="Yu Gothic"/>
+          <w:b/>
+          <w:sz w:val="21"/>
+        </w:rPr>
+        <w:t>問17 行きと帰りで用いたアプリのどちらを利用したいですか。</w:t>
+      </w:r>
+    </w:p>
+    <w:p>
+      <w:pPr>
+        <w:spacing w:before="0" w:after="60"/>
+      </w:pPr>
+      <w:r>
+        <w:rPr>
+          <w:rFonts w:ascii="Yu Gothic" w:hAnsi="Yu Gothic" w:eastAsia="Yu Gothic"/>
+          <w:b w:val="0"/>
+          <w:sz w:val="20"/>
+        </w:rPr>
+        <w:t xml:space="preserve">　□ 行きで利用したアプリ　　□ 帰りで利用したアプリ</w:t>
       </w:r>
     </w:p>
     <w:p>
@@ -497,7 +553,7 @@
           <w:color w:val="555555"/>
           <w:sz w:val="18"/>
         </w:rPr>
-        <w:t>1回目と2回目のどちらか一方だけ、人数を入れるところの下に「わからない」ボタンがありました。</w:t>
+        <w:t>1回目または2回目のどちらか一方に、人数入力画面にて"わからない"というボタンがありました。</w:t>
       </w:r>
     </w:p>
     <w:p>
@@ -510,7 +566,7 @@
           <w:b/>
           <w:sz w:val="21"/>
         </w:rPr>
-        <w:t>問16  「わからない」ボタンがあったのは、どちらの回ですか</w:t>
+        <w:t>問18 「わからない」ボタンがあったのは、どちらの回ですか</w:t>
       </w:r>
     </w:p>
     <w:p>
@@ -536,7 +592,7 @@
           <w:b/>
           <w:sz w:val="21"/>
         </w:rPr>
-        <w:t>問17  人数を答えやすかったのは、どちらの回ですか</w:t>
+        <w:t>問19 回答を送りやすかったのは、どちらの回ですか</w:t>
       </w:r>
     </w:p>
     <w:p>
@@ -562,7 +618,7 @@
           <w:b/>
           <w:sz w:val="21"/>
         </w:rPr>
-        <w:t>問18  数えたとおりの人数を答えられたのは、どちらの回ですか</w:t>
+        <w:t>問20 正確に数えて回答しようと"意識"したのは、どちらの回の方が多かったですか</w:t>
       </w:r>
     </w:p>
     <w:p>
@@ -575,7 +631,7 @@
           <w:b w:val="0"/>
           <w:sz w:val="20"/>
         </w:rPr>
-        <w:t xml:space="preserve">　□ 1回目　　□ 2回目　　□ 変わらない</w:t>
+        <w:t xml:space="preserve">　　1 ・ 2 ・ 3 ・ 4 ・ 5　（1＝1回目の方が多かった　5＝2回目の方が多かった）</w:t>
       </w:r>
     </w:p>
     <w:p>
@@ -588,7 +644,33 @@
           <w:b/>
           <w:sz w:val="21"/>
         </w:rPr>
-        <w:t>問19  答えにくかったことがあれば書いてください（なければ「なし」）</w:t>
+        <w:t>問21 「わからない」ボタンがあった方が良いと思いますか</w:t>
+      </w:r>
+    </w:p>
+    <w:p>
+      <w:pPr>
+        <w:spacing w:before="0" w:after="60"/>
+      </w:pPr>
+      <w:r>
+        <w:rPr>
+          <w:rFonts w:ascii="Yu Gothic" w:hAnsi="Yu Gothic" w:eastAsia="Yu Gothic"/>
+          <w:b w:val="0"/>
+          <w:sz w:val="20"/>
+        </w:rPr>
+        <w:t xml:space="preserve">　□ はい　　□ いいえ</w:t>
+      </w:r>
+    </w:p>
+    <w:p>
+      <w:pPr>
+        <w:spacing w:before="80" w:after="20"/>
+      </w:pPr>
+      <w:r>
+        <w:rPr>
+          <w:rFonts w:ascii="Yu Gothic" w:hAnsi="Yu Gothic" w:eastAsia="Yu Gothic"/>
+          <w:b/>
+          <w:sz w:val="21"/>
+        </w:rPr>
+        <w:t>問22 答えにくかったこと、その他気になる点があれば書いてください（なければ「なし」）</w:t>
       </w:r>
     </w:p>
     <w:p>
@@ -630,7 +712,7 @@
           <w:b/>
           <w:sz w:val="22"/>
         </w:rPr>
-        <w:t>ご協力ありがとうございました。これで終わりです。</w:t>
+        <w:t>ご協力ありがとうございました。</w:t>
       </w:r>
     </w:p>
     <w:sectPr>

--- a/docs/questionnaire/アンケート_2回目_南口.docx
+++ b/docs/questionnaire/アンケート_2回目_南口.docx
@@ -13,7 +13,7 @@
           <w:b/>
           <w:sz w:val="30"/>
         </w:rPr>
-        <w:t>バスの人数アプリ　 2回目　帰り(桃山台→吹田駅)アンケート</w:t>
+        <w:t>バスの人数アプリ　2回目　帰り(桃山台→吹田駅)のアンケート</w:t>
       </w:r>
     </w:p>
     <w:p>
@@ -190,7 +190,7 @@
           <w:b/>
           <w:sz w:val="21"/>
         </w:rPr>
-        <w:t>問6  2枚目の人数入力画面の答えやすさはどうでしたか。</w:t>
+        <w:t>問6 2枚目の人数入力画面の答えやすさはどうでしたか。</w:t>
       </w:r>
     </w:p>
     <w:p>
